--- a/Fioritures/Cover/UM_couverture-these.docx
+++ b/Fioritures/Cover/UM_couverture-these.docx
@@ -1297,31 +1297,7 @@
                                 <w:sz w:val="24"/>
                                 <w:szCs w:val="24"/>
                               </w:rPr>
-                              <w:t>Unité de recherche – Institut des Sciences de l'</w:t>
-                            </w:r>
-                            <w:r>
-                              <w:rPr>
-                                <w:rStyle w:val="A3"/>
-                                <w:rFonts w:cs="Rockwell" w:ascii="Arial Narrow" w:hAnsi="Arial Narrow"/>
-                                <w:b/>
-                                <w:bCs/>
-                                <w:color w:themeColor="background1" w:val="000000"/>
-                                <w:sz w:val="24"/>
-                                <w:szCs w:val="24"/>
-                              </w:rPr>
-                              <w:t>É</w:t>
-                            </w:r>
-                            <w:r>
-                              <w:rPr>
-                                <w:rStyle w:val="A3"/>
-                                <w:rFonts w:cs="Rockwell" w:ascii="Arial Narrow" w:hAnsi="Arial Narrow"/>
-                                <w:b/>
-                                <w:bCs/>
-                                <w:color w:themeColor="background1" w:val="000000"/>
-                                <w:sz w:val="24"/>
-                                <w:szCs w:val="24"/>
-                              </w:rPr>
-                              <w:t>volution de Montpellier – ISEM – UMR 5554</w:t>
+                              <w:t>Unité de recherche – Institut des Sciences de l'Évolution de Montpellier – ISEM – UMR 5554</w:t>
                             </w:r>
                           </w:p>
                           <w:p>
@@ -1607,31 +1583,7 @@
                           <w:sz w:val="24"/>
                           <w:szCs w:val="24"/>
                         </w:rPr>
-                        <w:t>Unité de recherche – Institut des Sciences de l'</w:t>
-                      </w:r>
-                      <w:r>
-                        <w:rPr>
-                          <w:rStyle w:val="A3"/>
-                          <w:rFonts w:cs="Rockwell" w:ascii="Arial Narrow" w:hAnsi="Arial Narrow"/>
-                          <w:b/>
-                          <w:bCs/>
-                          <w:color w:themeColor="background1" w:val="000000"/>
-                          <w:sz w:val="24"/>
-                          <w:szCs w:val="24"/>
-                        </w:rPr>
-                        <w:t>É</w:t>
-                      </w:r>
-                      <w:r>
-                        <w:rPr>
-                          <w:rStyle w:val="A3"/>
-                          <w:rFonts w:cs="Rockwell" w:ascii="Arial Narrow" w:hAnsi="Arial Narrow"/>
-                          <w:b/>
-                          <w:bCs/>
-                          <w:color w:themeColor="background1" w:val="000000"/>
-                          <w:sz w:val="24"/>
-                          <w:szCs w:val="24"/>
-                        </w:rPr>
-                        <w:t>volution de Montpellier – ISEM – UMR 5554</w:t>
+                        <w:t>Unité de recherche – Institut des Sciences de l'Évolution de Montpellier – ISEM – UMR 5554</w:t>
                       </w:r>
                     </w:p>
                     <w:p>
@@ -2153,31 +2105,7 @@
                                       <w:szCs w:val="20"/>
                                       <w:lang w:val="fr-FR" w:bidi="ar-SA"/>
                                     </w:rPr>
-                                    <w:t xml:space="preserve">Tiago B. QUENTAL, </w:t>
-                                  </w:r>
-                                  <w:r>
-                                    <w:rPr>
-                                      <w:rFonts w:ascii="Arial Narrow" w:hAnsi="Arial Narrow"/>
-                                      <w:b/>
-                                      <w:color w:themeColor="background1" w:val="auto"/>
-                                      <w:kern w:val="0"/>
-                                      <w:sz w:val="20"/>
-                                      <w:szCs w:val="20"/>
-                                      <w:lang w:val="fr-FR" w:bidi="ar-SA"/>
-                                    </w:rPr>
-                                    <w:t>Tenured</w:t>
-                                  </w:r>
-                                  <w:r>
-                                    <w:rPr>
-                                      <w:rFonts w:ascii="Arial Narrow" w:hAnsi="Arial Narrow"/>
-                                      <w:b/>
-                                      <w:color w:themeColor="background1" w:val="auto"/>
-                                      <w:kern w:val="0"/>
-                                      <w:sz w:val="20"/>
-                                      <w:szCs w:val="20"/>
-                                      <w:lang w:val="fr-FR" w:bidi="ar-SA"/>
-                                    </w:rPr>
-                                    <w:t xml:space="preserve"> Professor, Universidade de São Paulo, Brazil</w:t>
+                                    <w:t>Tiago B. QUENTAL, Tenured Professor, Universidade de São Paulo, Brazil</w:t>
                                   </w:r>
                                 </w:p>
                                 <w:p>
@@ -2289,7 +2217,7 @@
                                       <w:szCs w:val="20"/>
                                       <w:lang w:val="fr-FR" w:bidi="ar-SA"/>
                                     </w:rPr>
-                                    <w:t>Fabien L. CONDAMINE, Chargé de Recherche, CNRS, Université de Montpellier, France</w:t>
+                                    <w:t>Fabien L. CONDAMINE, Chargé de Recherche CNRS, Université de Montpellier, France</w:t>
                                   </w:r>
                                 </w:p>
                                 <w:p>
@@ -2317,7 +2245,7 @@
                                       <w:szCs w:val="20"/>
                                       <w:lang w:val="fr-FR" w:bidi="ar-SA"/>
                                     </w:rPr>
-                                    <w:t>Laurent MARIVAUX, Chargé de Recherche, CNRS, Université de Montpellier, France</w:t>
+                                    <w:t>Laurent MARIVAUX, Chargé de Recherche CNRS, Université de Montpellier, France</w:t>
                                   </w:r>
                                 </w:p>
                                 <w:p>
@@ -2527,7 +2455,7 @@
                                       <w:szCs w:val="20"/>
                                       <w:lang w:val="en-US" w:bidi="ar-SA"/>
                                     </w:rPr>
-                                    <w:t>Codirecteur, invité</w:t>
+                                    <w:t>Co-directeur, invité</w:t>
                                   </w:r>
                                 </w:p>
                                 <w:p>
@@ -2556,7 +2484,7 @@
                                       <w:szCs w:val="20"/>
                                       <w:lang w:val="en-US" w:bidi="ar-SA"/>
                                     </w:rPr>
-                                    <w:t>Codirecteur, invité</w:t>
+                                    <w:t>Co-directeur, invité</w:t>
                                   </w:r>
                                 </w:p>
                                 <w:p>
@@ -2798,31 +2726,7 @@
                                 <w:szCs w:val="20"/>
                                 <w:lang w:val="fr-FR" w:bidi="ar-SA"/>
                               </w:rPr>
-                              <w:t xml:space="preserve">Tiago B. QUENTAL, </w:t>
-                            </w:r>
-                            <w:r>
-                              <w:rPr>
-                                <w:rFonts w:ascii="Arial Narrow" w:hAnsi="Arial Narrow"/>
-                                <w:b/>
-                                <w:color w:themeColor="background1" w:val="auto"/>
-                                <w:kern w:val="0"/>
-                                <w:sz w:val="20"/>
-                                <w:szCs w:val="20"/>
-                                <w:lang w:val="fr-FR" w:bidi="ar-SA"/>
-                              </w:rPr>
-                              <w:t>Tenured</w:t>
-                            </w:r>
-                            <w:r>
-                              <w:rPr>
-                                <w:rFonts w:ascii="Arial Narrow" w:hAnsi="Arial Narrow"/>
-                                <w:b/>
-                                <w:color w:themeColor="background1" w:val="auto"/>
-                                <w:kern w:val="0"/>
-                                <w:sz w:val="20"/>
-                                <w:szCs w:val="20"/>
-                                <w:lang w:val="fr-FR" w:bidi="ar-SA"/>
-                              </w:rPr>
-                              <w:t xml:space="preserve"> Professor, Universidade de São Paulo, Brazil</w:t>
+                              <w:t>Tiago B. QUENTAL, Tenured Professor, Universidade de São Paulo, Brazil</w:t>
                             </w:r>
                           </w:p>
                           <w:p>
@@ -2934,7 +2838,7 @@
                                 <w:szCs w:val="20"/>
                                 <w:lang w:val="fr-FR" w:bidi="ar-SA"/>
                               </w:rPr>
-                              <w:t>Fabien L. CONDAMINE, Chargé de Recherche, CNRS, Université de Montpellier, France</w:t>
+                              <w:t>Fabien L. CONDAMINE, Chargé de Recherche CNRS, Université de Montpellier, France</w:t>
                             </w:r>
                           </w:p>
                           <w:p>
@@ -2962,7 +2866,7 @@
                                 <w:szCs w:val="20"/>
                                 <w:lang w:val="fr-FR" w:bidi="ar-SA"/>
                               </w:rPr>
-                              <w:t>Laurent MARIVAUX, Chargé de Recherche, CNRS, Université de Montpellier, France</w:t>
+                              <w:t>Laurent MARIVAUX, Chargé de Recherche CNRS, Université de Montpellier, France</w:t>
                             </w:r>
                           </w:p>
                           <w:p>
@@ -3172,7 +3076,7 @@
                                 <w:szCs w:val="20"/>
                                 <w:lang w:val="en-US" w:bidi="ar-SA"/>
                               </w:rPr>
-                              <w:t>Codirecteur, invité</w:t>
+                              <w:t>Co-directeur, invité</w:t>
                             </w:r>
                           </w:p>
                           <w:p>
@@ -3201,7 +3105,7 @@
                                 <w:szCs w:val="20"/>
                                 <w:lang w:val="en-US" w:bidi="ar-SA"/>
                               </w:rPr>
-                              <w:t>Codirecteur, invité</w:t>
+                              <w:t>Co-directeur, invité</w:t>
                             </w:r>
                           </w:p>
                           <w:p>

--- a/Fioritures/Cover/UM_couverture-these.docx
+++ b/Fioritures/Cover/UM_couverture-these.docx
@@ -2077,7 +2077,55 @@
                                       <w:szCs w:val="20"/>
                                       <w:lang w:val="fr-FR" w:bidi="ar-SA"/>
                                     </w:rPr>
-                                    <w:t>Darin A. CROFT, Full Professor, Case University, Cleavland, USA</w:t>
+                                    <w:t xml:space="preserve">Darin A. CROFT, Full Professor, Case </w:t>
+                                  </w:r>
+                                  <w:r>
+                                    <w:rPr>
+                                      <w:rFonts w:ascii="Arial Narrow" w:hAnsi="Arial Narrow"/>
+                                      <w:b/>
+                                      <w:color w:themeColor="background1" w:val="auto"/>
+                                      <w:kern w:val="0"/>
+                                      <w:sz w:val="20"/>
+                                      <w:szCs w:val="20"/>
+                                      <w:lang w:val="fr-FR" w:bidi="ar-SA"/>
+                                    </w:rPr>
+                                    <w:t xml:space="preserve">Western Reserve </w:t>
+                                  </w:r>
+                                  <w:r>
+                                    <w:rPr>
+                                      <w:rFonts w:ascii="Arial Narrow" w:hAnsi="Arial Narrow"/>
+                                      <w:b/>
+                                      <w:color w:themeColor="background1" w:val="auto"/>
+                                      <w:kern w:val="0"/>
+                                      <w:sz w:val="20"/>
+                                      <w:szCs w:val="20"/>
+                                      <w:lang w:val="fr-FR" w:bidi="ar-SA"/>
+                                    </w:rPr>
+                                    <w:t>University, Clev</w:t>
+                                  </w:r>
+                                  <w:r>
+                                    <w:rPr>
+                                      <w:rFonts w:ascii="Arial Narrow" w:hAnsi="Arial Narrow"/>
+                                      <w:b/>
+                                      <w:color w:themeColor="background1" w:val="auto"/>
+                                      <w:kern w:val="0"/>
+                                      <w:sz w:val="20"/>
+                                      <w:szCs w:val="20"/>
+                                      <w:lang w:val="fr-FR" w:bidi="ar-SA"/>
+                                    </w:rPr>
+                                    <w:t>e</w:t>
+                                  </w:r>
+                                  <w:r>
+                                    <w:rPr>
+                                      <w:rFonts w:ascii="Arial Narrow" w:hAnsi="Arial Narrow"/>
+                                      <w:b/>
+                                      <w:color w:themeColor="background1" w:val="auto"/>
+                                      <w:kern w:val="0"/>
+                                      <w:sz w:val="20"/>
+                                      <w:szCs w:val="20"/>
+                                      <w:lang w:val="fr-FR" w:bidi="ar-SA"/>
+                                    </w:rPr>
+                                    <w:t>land, USA</w:t>
                                   </w:r>
                                 </w:p>
                                 <w:p>
@@ -2399,6 +2447,30 @@
                                     </w:rPr>
                                     <w:t>Examinateur</w:t>
                                   </w:r>
+                                  <w:r>
+                                    <w:rPr>
+                                      <w:rFonts w:cs="Arial" w:ascii="Arial Narrow" w:hAnsi="Arial Narrow"/>
+                                      <w:b/>
+                                      <w:color w:themeColor="background1" w:val="auto"/>
+                                      <w:kern w:val="0"/>
+                                      <w:sz w:val="20"/>
+                                      <w:szCs w:val="20"/>
+                                      <w:lang w:val="en-US" w:bidi="ar-SA"/>
+                                    </w:rPr>
+                                    <w:t xml:space="preserve"> / </w:t>
+                                  </w:r>
+                                  <w:r>
+                                    <w:rPr>
+                                      <w:rFonts w:cs="Arial" w:ascii="Arial Narrow" w:hAnsi="Arial Narrow"/>
+                                      <w:b/>
+                                      <w:color w:themeColor="background1" w:val="auto"/>
+                                      <w:kern w:val="0"/>
+                                      <w:sz w:val="20"/>
+                                      <w:szCs w:val="20"/>
+                                      <w:lang w:val="en-US" w:bidi="ar-SA"/>
+                                    </w:rPr>
+                                    <w:t>Président</w:t>
+                                  </w:r>
                                 </w:p>
                                 <w:p>
                                   <w:pPr>
@@ -2698,7 +2770,55 @@
                                 <w:szCs w:val="20"/>
                                 <w:lang w:val="fr-FR" w:bidi="ar-SA"/>
                               </w:rPr>
-                              <w:t>Darin A. CROFT, Full Professor, Case University, Cleavland, USA</w:t>
+                              <w:t xml:space="preserve">Darin A. CROFT, Full Professor, Case </w:t>
+                            </w:r>
+                            <w:r>
+                              <w:rPr>
+                                <w:rFonts w:ascii="Arial Narrow" w:hAnsi="Arial Narrow"/>
+                                <w:b/>
+                                <w:color w:themeColor="background1" w:val="auto"/>
+                                <w:kern w:val="0"/>
+                                <w:sz w:val="20"/>
+                                <w:szCs w:val="20"/>
+                                <w:lang w:val="fr-FR" w:bidi="ar-SA"/>
+                              </w:rPr>
+                              <w:t xml:space="preserve">Western Reserve </w:t>
+                            </w:r>
+                            <w:r>
+                              <w:rPr>
+                                <w:rFonts w:ascii="Arial Narrow" w:hAnsi="Arial Narrow"/>
+                                <w:b/>
+                                <w:color w:themeColor="background1" w:val="auto"/>
+                                <w:kern w:val="0"/>
+                                <w:sz w:val="20"/>
+                                <w:szCs w:val="20"/>
+                                <w:lang w:val="fr-FR" w:bidi="ar-SA"/>
+                              </w:rPr>
+                              <w:t>University, Clev</w:t>
+                            </w:r>
+                            <w:r>
+                              <w:rPr>
+                                <w:rFonts w:ascii="Arial Narrow" w:hAnsi="Arial Narrow"/>
+                                <w:b/>
+                                <w:color w:themeColor="background1" w:val="auto"/>
+                                <w:kern w:val="0"/>
+                                <w:sz w:val="20"/>
+                                <w:szCs w:val="20"/>
+                                <w:lang w:val="fr-FR" w:bidi="ar-SA"/>
+                              </w:rPr>
+                              <w:t>e</w:t>
+                            </w:r>
+                            <w:r>
+                              <w:rPr>
+                                <w:rFonts w:ascii="Arial Narrow" w:hAnsi="Arial Narrow"/>
+                                <w:b/>
+                                <w:color w:themeColor="background1" w:val="auto"/>
+                                <w:kern w:val="0"/>
+                                <w:sz w:val="20"/>
+                                <w:szCs w:val="20"/>
+                                <w:lang w:val="fr-FR" w:bidi="ar-SA"/>
+                              </w:rPr>
+                              <w:t>land, USA</w:t>
                             </w:r>
                           </w:p>
                           <w:p>
@@ -3019,6 +3139,30 @@
                                 <w:lang w:val="en-US" w:bidi="ar-SA"/>
                               </w:rPr>
                               <w:t>Examinateur</w:t>
+                            </w:r>
+                            <w:r>
+                              <w:rPr>
+                                <w:rFonts w:cs="Arial" w:ascii="Arial Narrow" w:hAnsi="Arial Narrow"/>
+                                <w:b/>
+                                <w:color w:themeColor="background1" w:val="auto"/>
+                                <w:kern w:val="0"/>
+                                <w:sz w:val="20"/>
+                                <w:szCs w:val="20"/>
+                                <w:lang w:val="en-US" w:bidi="ar-SA"/>
+                              </w:rPr>
+                              <w:t xml:space="preserve"> / </w:t>
+                            </w:r>
+                            <w:r>
+                              <w:rPr>
+                                <w:rFonts w:cs="Arial" w:ascii="Arial Narrow" w:hAnsi="Arial Narrow"/>
+                                <w:b/>
+                                <w:color w:themeColor="background1" w:val="auto"/>
+                                <w:kern w:val="0"/>
+                                <w:sz w:val="20"/>
+                                <w:szCs w:val="20"/>
+                                <w:lang w:val="en-US" w:bidi="ar-SA"/>
+                              </w:rPr>
+                              <w:t>Président</w:t>
                             </w:r>
                           </w:p>
                           <w:p>
